--- a/lab1/Отчет.docx
+++ b/lab1/Отчет.docx
@@ -134,12 +134,185 @@
       </w:r>
     </w:p>
     <w:p>
+      <w:r>
+        <w:t>Ход работы</w:t>
+      </w:r>
+    </w:p>
+    <w:p>
+      <w:r>
+        <w:t xml:space="preserve"> Разработка мате</w:t>
+      </w:r>
+      <w:r>
+        <w:t>матического модуля конвертации</w:t>
+      </w:r>
+    </w:p>
+    <w:p>
+      <w:r>
+        <w:t>Для реализации перевода между цветовыми пространствами был создан отдельный модуль, содержащий прямые и обратные математические формулы: Модель RGB &lt;=&gt; CMYK: Вычисление черного компонента с последующ</w:t>
+      </w:r>
+      <w:r>
+        <w:t xml:space="preserve">им расходом долей голубого, пурпурного и желтого </w:t>
+      </w:r>
+      <w:r>
+        <w:t>каналов с пер</w:t>
+      </w:r>
+      <w:r>
+        <w:t>еводом в процентный формат</w:t>
+      </w:r>
+      <w:r>
+        <w:t>. Обратное преобразование восстанавливает интенсивность каналов RGB с учетом</w:t>
+      </w:r>
+      <w:r>
+        <w:t xml:space="preserve"> доли ключа K</w:t>
+      </w:r>
+      <w:r>
+        <w:t xml:space="preserve">.   </w:t>
+      </w:r>
+    </w:p>
+    <w:p>
+      <w:r>
+        <w:t>Модель RGB &lt;=&gt; HSV: Определение максимального и минимального значений среди нормализованных каналов RGB для расчета яр</w:t>
+      </w:r>
+      <w:r>
+        <w:t>кости, насыщенности и цветового тона</w:t>
+      </w:r>
+      <w:r>
+        <w:t xml:space="preserve"> в </w:t>
+      </w:r>
+      <w:r>
+        <w:t>диапазоне [0, 360]</w:t>
+      </w:r>
+      <w:r>
+        <w:t xml:space="preserve">. В алгоритм заложена защита от потери оттенка при нулевой насыщенности или яркости за счет сохранения последнего корректного значения тона.   </w:t>
+      </w:r>
+    </w:p>
+    <w:p>
+      <w:r>
+        <w:t xml:space="preserve"> Проекти</w:t>
+      </w:r>
+      <w:r>
+        <w:t>рование графического интерфейса</w:t>
+      </w:r>
+    </w:p>
+    <w:p>
+      <w:r>
+        <w:t xml:space="preserve">Интерфейс приложения разработан с использованием библиотек </w:t>
+      </w:r>
+      <w:proofErr w:type="spellStart"/>
+      <w:r>
+        <w:t>CustomTkinter</w:t>
+      </w:r>
+      <w:proofErr w:type="spellEnd"/>
+      <w:r>
+        <w:t xml:space="preserve"> и </w:t>
+      </w:r>
+      <w:proofErr w:type="spellStart"/>
+      <w:r>
+        <w:t>Tkinter</w:t>
+      </w:r>
+      <w:proofErr w:type="spellEnd"/>
+      <w:r>
+        <w:t xml:space="preserve"> /</w:t>
+      </w:r>
+      <w:r>
+        <w:t xml:space="preserve"> </w:t>
+      </w:r>
+      <w:proofErr w:type="spellStart"/>
+      <w:r>
+        <w:t>Pillow</w:t>
+      </w:r>
+      <w:proofErr w:type="spellEnd"/>
+      <w:r>
+        <w:t xml:space="preserve"> для работы с холстом</w:t>
+      </w:r>
+    </w:p>
+    <w:p>
+      <w:r>
+        <w:t>Окно разделено на две основные зоны. В левой части расположена интерактивная 2D-палитра (квадрат Насыщенности/Яркости) и в</w:t>
+      </w:r>
+      <w:r>
+        <w:t>ертикальная полоса спектра Тона</w:t>
+      </w:r>
+      <w:r>
+        <w:t xml:space="preserve">, </w:t>
+      </w:r>
+      <w:proofErr w:type="spellStart"/>
+      <w:r>
+        <w:t>отрисовка</w:t>
+      </w:r>
+      <w:proofErr w:type="spellEnd"/>
+      <w:r>
+        <w:t xml:space="preserve"> которых оптимизирована через байтовые массивы PIL для обеспечения высокой производительности. В правой части находятся блок </w:t>
+      </w:r>
+      <w:proofErr w:type="spellStart"/>
+      <w:r>
+        <w:t>предпросмотра</w:t>
+      </w:r>
+      <w:proofErr w:type="spellEnd"/>
+      <w:r>
+        <w:t xml:space="preserve"> текущего цвета, </w:t>
+      </w:r>
+      <w:r>
+        <w:t>сгруппированные панели моделей</w:t>
+      </w:r>
+      <w:r>
+        <w:t>, поле ввода HEX и набор быстрых цветов</w:t>
+      </w:r>
+      <w:r>
+        <w:t xml:space="preserve">ых </w:t>
+      </w:r>
+      <w:proofErr w:type="spellStart"/>
+      <w:r>
+        <w:t>пресетов</w:t>
+      </w:r>
+      <w:proofErr w:type="spellEnd"/>
+      <w:r>
+        <w:t xml:space="preserve">. </w:t>
+      </w:r>
+    </w:p>
+    <w:p>
+      <w:r>
+        <w:t>Три способа задания цвета:</w:t>
+      </w:r>
+    </w:p>
+    <w:p>
+      <w:r>
+        <w:t xml:space="preserve">Текстовые поля позволяют вводить точные числовые значения каналов с обработкой нажатия клавиши </w:t>
+      </w:r>
+      <w:proofErr w:type="spellStart"/>
+      <w:r>
+        <w:t>Enter</w:t>
+      </w:r>
+      <w:proofErr w:type="spellEnd"/>
+      <w:r>
+        <w:t>. Ползунки</w:t>
+      </w:r>
+      <w:r>
+        <w:t xml:space="preserve"> обеспечивают плавное интерактивное изменение параметров каждого канала</w:t>
+      </w:r>
+      <w:r>
+        <w:t xml:space="preserve">.  Графическая палитра и </w:t>
+      </w:r>
+      <w:proofErr w:type="spellStart"/>
+      <w:r>
+        <w:t>пресеты</w:t>
+      </w:r>
+      <w:proofErr w:type="spellEnd"/>
+      <w:r>
+        <w:t xml:space="preserve"> дают возможность визуального выбора цвета кликом мыши или пе</w:t>
+      </w:r>
+      <w:r>
+        <w:t xml:space="preserve">ретаскиванием по холсту.  Реализованы синхронизация и предотвращение </w:t>
+      </w:r>
       <w:bookmarkStart w:id="0" w:name="_GoBack"/>
       <w:bookmarkEnd w:id="0"/>
-    </w:p>
-    <w:p/>
-    <w:p>
-      <w:r>
+      <w:r>
+        <w:t>конфликтов</w:t>
+      </w:r>
+    </w:p>
+    <w:p>
+      <w:r>
+        <w:lastRenderedPageBreak/>
         <w:t>Выводы</w:t>
       </w:r>
       <w:r>
